--- a/output_test.docx
+++ b/output_test.docx
@@ -78,6 +78,7 @@
     <w:p>
       <w:pPr>
         <w:spacing w:after="120"/>
+        <w:ind w:firstLine="709"/>
         <w:jc w:val="both"/>
       </w:pPr>
       <w:r>
@@ -107,6 +108,7 @@
     <w:p>
       <w:pPr>
         <w:spacing w:after="120"/>
+        <w:ind w:firstLine="709"/>
         <w:jc w:val="both"/>
       </w:pPr>
       <w:r>
@@ -136,6 +138,7 @@
     <w:p>
       <w:pPr>
         <w:spacing w:after="120"/>
+        <w:ind w:left="709" w:hanging="357"/>
         <w:jc w:val="both"/>
       </w:pPr>
       <w:r>
@@ -151,6 +154,7 @@
     <w:p>
       <w:pPr>
         <w:spacing w:after="120"/>
+        <w:ind w:left="709" w:hanging="357"/>
         <w:jc w:val="both"/>
       </w:pPr>
       <w:r>
@@ -166,6 +170,7 @@
     <w:p>
       <w:pPr>
         <w:spacing w:after="120"/>
+        <w:ind w:left="709" w:hanging="357"/>
         <w:jc w:val="both"/>
       </w:pPr>
       <w:r>
@@ -181,6 +186,7 @@
     <w:p>
       <w:pPr>
         <w:spacing w:after="120"/>
+        <w:ind w:left="709" w:hanging="357"/>
         <w:jc w:val="both"/>
       </w:pPr>
       <w:r>
@@ -210,6 +216,7 @@
     <w:p>
       <w:pPr>
         <w:spacing w:after="120"/>
+        <w:ind w:firstLine="709"/>
         <w:jc w:val="both"/>
       </w:pPr>
       <w:r>
@@ -239,6 +246,7 @@
     <w:p>
       <w:pPr>
         <w:spacing w:after="120"/>
+        <w:ind w:left="709" w:hanging="357"/>
         <w:jc w:val="both"/>
       </w:pPr>
       <w:r>
@@ -254,6 +262,7 @@
     <w:p>
       <w:pPr>
         <w:spacing w:after="120"/>
+        <w:ind w:left="709" w:hanging="357"/>
         <w:jc w:val="both"/>
       </w:pPr>
       <w:r>
@@ -285,6 +294,7 @@
     <w:p>
       <w:pPr>
         <w:spacing w:after="120"/>
+        <w:ind w:firstLine="709"/>
         <w:jc w:val="both"/>
       </w:pPr>
       <w:r>
@@ -324,7 +334,7 @@
       <w:headerReference w:type="default" r:id="rId8"/>
       <w:footerReference w:type="default" r:id="rId9"/>
       <w:pgSz w:w="11906" w:h="16838"/>
-      <w:pgMar w:top="1134" w:right="424" w:bottom="1134" w:left="993" w:header="0" w:footer="27" w:gutter="0"/>
+      <w:pgMar w:top="1134" w:right="850" w:bottom="1134" w:left="1701" w:header="0" w:footer="27" w:gutter="0"/>
       <w:cols w:space="708"/>
       <w:docGrid w:linePitch="360"/>
     </w:sectPr>
